--- a/public/plantillas/requisicionbienesmenor.docx
+++ b/public/plantillas/requisicionbienesmenor.docx
@@ -1,6 +1,6 @@
 
 <file path=word/document.xml><?xml version="1.0" encoding="utf-8"?>
-<w:document xmlns:wpc="http://schemas.microsoft.com/office/word/2010/wordprocessingCanvas" xmlns:cx="http://schemas.microsoft.com/office/drawing/2014/chartex" xmlns:cx1="http://schemas.microsoft.com/office/drawing/2015/9/8/chartex" xmlns:cx2="http://schemas.microsoft.com/office/drawing/2015/10/21/chartex" xmlns:cx3="http://schemas.microsoft.com/office/drawing/2016/5/9/chartex" xmlns:cx4="http://schemas.microsoft.com/office/drawing/2016/5/10/chartex" xmlns:cx5="http://schemas.microsoft.com/office/drawing/2016/5/11/chartex" xmlns:cx6="http://schemas.microsoft.com/office/drawing/2016/5/12/chartex" xmlns:cx7="http://schemas.microsoft.com/office/drawing/2016/5/13/chartex" xmlns:cx8="http://schemas.microsoft.com/office/drawing/2016/5/14/chartex" xmlns:mc="http://schemas.openxmlformats.org/markup-compatibility/2006" xmlns:aink="http://schemas.microsoft.com/office/drawing/2016/ink" xmlns:am3d="http://schemas.microsoft.com/office/drawing/2017/model3d" xmlns:o="urn:schemas-microsoft-com:office:office" xmlns:oel="http://schemas.microsoft.com/office/2019/extlst" xmlns:r="http://schemas.openxmlformats.org/officeDocument/2006/relationships" xmlns:m="http://schemas.openxmlformats.org/officeDocument/2006/math" xmlns:v="urn:schemas-microsoft-com:vml" xmlns:wp14="http://schemas.microsoft.com/office/word/2010/wordprocessingDrawing" xmlns:wp="http://schemas.openxmlformats.org/drawingml/2006/wordprocessingDrawing" xmlns:w10="urn:schemas-microsoft-com:office:word" xmlns:w="http://schemas.openxmlformats.org/wordprocessingml/2006/main" xmlns:w14="http://schemas.microsoft.com/office/word/2010/wordml" xmlns:w15="http://schemas.microsoft.com/office/word/2012/wordml" xmlns:w16cex="http://schemas.microsoft.com/office/word/2018/wordml/cex" xmlns:w16cid="http://schemas.microsoft.com/office/word/2016/wordml/cid" xmlns:w16="http://schemas.microsoft.com/office/word/2018/wordml" xmlns:w16sdtdh="http://schemas.microsoft.com/office/word/2020/wordml/sdtdatahash" xmlns:w16se="http://schemas.microsoft.com/office/word/2015/wordml/symex" xmlns:wpg="http://schemas.microsoft.com/office/word/2010/wordprocessingGroup" xmlns:wpi="http://schemas.microsoft.com/office/word/2010/wordprocessingInk" xmlns:wne="http://schemas.microsoft.com/office/word/2006/wordml" xmlns:wps="http://schemas.microsoft.com/office/word/2010/wordprocessingShape" mc:Ignorable="w14 w15 w16se w16cid w16 w16cex w16sdtdh wp14">
+<w:document xmlns:wpc="http://schemas.microsoft.com/office/word/2010/wordprocessingCanvas" xmlns:cx="http://schemas.microsoft.com/office/drawing/2014/chartex" xmlns:cx1="http://schemas.microsoft.com/office/drawing/2015/9/8/chartex" xmlns:cx2="http://schemas.microsoft.com/office/drawing/2015/10/21/chartex" xmlns:cx3="http://schemas.microsoft.com/office/drawing/2016/5/9/chartex" xmlns:cx4="http://schemas.microsoft.com/office/drawing/2016/5/10/chartex" xmlns:cx5="http://schemas.microsoft.com/office/drawing/2016/5/11/chartex" xmlns:cx6="http://schemas.microsoft.com/office/drawing/2016/5/12/chartex" xmlns:cx7="http://schemas.microsoft.com/office/drawing/2016/5/13/chartex" xmlns:cx8="http://schemas.microsoft.com/office/drawing/2016/5/14/chartex" xmlns:mc="http://schemas.openxmlformats.org/markup-compatibility/2006" xmlns:aink="http://schemas.microsoft.com/office/drawing/2016/ink" xmlns:am3d="http://schemas.microsoft.com/office/drawing/2017/model3d" xmlns:o="urn:schemas-microsoft-com:office:office" xmlns:r="http://schemas.openxmlformats.org/officeDocument/2006/relationships" xmlns:m="http://schemas.openxmlformats.org/officeDocument/2006/math" xmlns:v="urn:schemas-microsoft-com:vml" xmlns:wp14="http://schemas.microsoft.com/office/word/2010/wordprocessingDrawing" xmlns:wp="http://schemas.openxmlformats.org/drawingml/2006/wordprocessingDrawing" xmlns:w10="urn:schemas-microsoft-com:office:word" xmlns:w="http://schemas.openxmlformats.org/wordprocessingml/2006/main" xmlns:w14="http://schemas.microsoft.com/office/word/2010/wordml" xmlns:w15="http://schemas.microsoft.com/office/word/2012/wordml" xmlns:w16cex="http://schemas.microsoft.com/office/word/2018/wordml/cex" xmlns:w16cid="http://schemas.microsoft.com/office/word/2016/wordml/cid" xmlns:w16="http://schemas.microsoft.com/office/word/2018/wordml" xmlns:w16se="http://schemas.microsoft.com/office/word/2015/wordml/symex" xmlns:wpg="http://schemas.microsoft.com/office/word/2010/wordprocessingGroup" xmlns:wpi="http://schemas.microsoft.com/office/word/2010/wordprocessingInk" xmlns:wne="http://schemas.microsoft.com/office/word/2006/wordml" xmlns:wps="http://schemas.microsoft.com/office/word/2010/wordprocessingShape" mc:Ignorable="w14 w15 w16se w16cid w16 w16cex wp14">
   <w:body>
     <w:p>
       <w:pPr>
@@ -1138,89 +1138,89 @@
                 <w:color w:val="000000"/>
                 <w:sz w:val="16"/>
                 <w:szCs w:val="16"/>
-              </w:rPr>
-            </w:pPr>
-            <w:r>
-              <w:rPr>
-                <w:rFonts w:ascii="Arial" w:eastAsia="Arial" w:hAnsi="Arial" w:cs="Arial"/>
-                <w:b/>
-                <w:bCs/>
-                <w:color w:val="000000"/>
-                <w:sz w:val="16"/>
-                <w:szCs w:val="16"/>
-                <w:highlight w:val="yellow"/>
-              </w:rPr>
-              <w:t>(</w:t>
-            </w:r>
-            <w:r>
-              <w:rPr>
-                <w:rFonts w:ascii="Arial" w:eastAsia="Arial" w:hAnsi="Arial" w:cs="Arial"/>
-                <w:b/>
-                <w:bCs/>
-                <w:color w:val="000000"/>
-                <w:sz w:val="16"/>
-                <w:szCs w:val="16"/>
                 <w:shd w:val="clear" w:color="auto" w:fill="B6D7A8"/>
               </w:rPr>
+            </w:pPr>
+          </w:p>
+          <w:p>
+            <w:pPr>
+              <w:spacing w:after="0" w:line="240" w:lineRule="auto"/>
+              <w:jc w:val="center"/>
+              <w:rPr>
+                <w:rFonts w:ascii="Arial" w:eastAsia="Arial" w:hAnsi="Arial" w:cs="Arial"/>
+                <w:color w:val="000000"/>
+                <w:sz w:val="16"/>
+                <w:szCs w:val="16"/>
+              </w:rPr>
+            </w:pPr>
+            <w:r>
+              <w:rPr>
+                <w:rFonts w:ascii="Arial" w:eastAsia="Arial" w:hAnsi="Arial" w:cs="Arial"/>
+                <w:color w:val="000000"/>
+                <w:sz w:val="16"/>
+                <w:szCs w:val="16"/>
+              </w:rPr>
+              <w:t>{</w:t>
+            </w:r>
+            <w:proofErr w:type="spellStart"/>
+            <w:r>
+              <w:rPr>
+                <w:rFonts w:ascii="Arial" w:eastAsia="Arial" w:hAnsi="Arial" w:cs="Arial"/>
+                <w:color w:val="000000"/>
+                <w:sz w:val="16"/>
+                <w:szCs w:val="16"/>
+              </w:rPr>
+              <w:t>nombreSolicitante</w:t>
+            </w:r>
+            <w:proofErr w:type="spellEnd"/>
+            <w:r>
+              <w:rPr>
+                <w:rFonts w:ascii="Arial" w:eastAsia="Arial" w:hAnsi="Arial" w:cs="Arial"/>
+                <w:color w:val="000000"/>
+                <w:sz w:val="16"/>
+                <w:szCs w:val="16"/>
+              </w:rPr>
+              <w:t>}</w:t>
+            </w:r>
+          </w:p>
+          <w:p>
+            <w:pPr>
+              <w:spacing w:after="0" w:line="240" w:lineRule="auto"/>
+              <w:jc w:val="center"/>
+              <w:rPr>
+                <w:rFonts w:ascii="Arial" w:eastAsia="Arial" w:hAnsi="Arial" w:cs="Arial"/>
+                <w:b/>
+                <w:bCs/>
+                <w:color w:val="000000"/>
+                <w:sz w:val="16"/>
+                <w:szCs w:val="16"/>
+                <w:shd w:val="clear" w:color="auto" w:fill="B6D7A8"/>
+              </w:rPr>
+            </w:pPr>
+            <w:r>
+              <w:rPr>
+                <w:rFonts w:ascii="Arial" w:eastAsia="Arial" w:hAnsi="Arial" w:cs="Arial"/>
+                <w:b/>
+                <w:bCs/>
+                <w:color w:val="000000"/>
+                <w:sz w:val="16"/>
+                <w:szCs w:val="16"/>
+              </w:rPr>
               <w:t>DIRECTOR RESPONSABLE DE LA CONTRATACIÓN</w:t>
             </w:r>
-            <w:r>
-              <w:rPr>
-                <w:rFonts w:ascii="Arial" w:eastAsia="Arial" w:hAnsi="Arial" w:cs="Arial"/>
-                <w:b/>
-                <w:bCs/>
-                <w:color w:val="000000"/>
-                <w:sz w:val="16"/>
-                <w:szCs w:val="16"/>
-              </w:rPr>
-              <w:t>)</w:t>
-            </w:r>
-          </w:p>
-          <w:p>
-            <w:pPr>
-              <w:spacing w:after="0" w:line="240" w:lineRule="auto"/>
-              <w:jc w:val="center"/>
-              <w:rPr>
-                <w:rFonts w:ascii="Arial" w:eastAsia="Arial" w:hAnsi="Arial" w:cs="Arial"/>
-                <w:b/>
-                <w:bCs/>
-                <w:sz w:val="16"/>
-                <w:szCs w:val="16"/>
-              </w:rPr>
-            </w:pPr>
-            <w:r>
-              <w:rPr>
-                <w:rFonts w:ascii="Arial" w:eastAsia="Arial" w:hAnsi="Arial" w:cs="Arial"/>
-                <w:b/>
-                <w:bCs/>
-                <w:sz w:val="16"/>
-                <w:szCs w:val="16"/>
-              </w:rPr>
-              <w:t xml:space="preserve">(automático NOMBRE DEL TITULAR </w:t>
-            </w:r>
-          </w:p>
-          <w:p>
-            <w:pPr>
-              <w:spacing w:after="0" w:line="240" w:lineRule="auto"/>
-              <w:jc w:val="center"/>
-              <w:rPr>
-                <w:rFonts w:ascii="Arial" w:eastAsia="Arial" w:hAnsi="Arial" w:cs="Arial"/>
-                <w:b/>
-                <w:bCs/>
-                <w:sz w:val="16"/>
-                <w:szCs w:val="16"/>
-              </w:rPr>
-            </w:pPr>
-            <w:r>
-              <w:rPr>
-                <w:rFonts w:ascii="Arial" w:eastAsia="Arial" w:hAnsi="Arial" w:cs="Arial"/>
-                <w:b/>
-                <w:bCs/>
-                <w:sz w:val="16"/>
-                <w:szCs w:val="16"/>
-              </w:rPr>
-              <w:t>Y/O SOLICITANTE:)</w:t>
-            </w:r>
+          </w:p>
+          <w:p>
+            <w:pPr>
+              <w:spacing w:after="0" w:line="240" w:lineRule="auto"/>
+              <w:jc w:val="center"/>
+              <w:rPr>
+                <w:rFonts w:ascii="Arial" w:eastAsia="Arial" w:hAnsi="Arial" w:cs="Arial"/>
+                <w:b/>
+                <w:bCs/>
+                <w:sz w:val="16"/>
+                <w:szCs w:val="16"/>
+              </w:rPr>
+            </w:pPr>
           </w:p>
         </w:tc>
         <w:tc>
@@ -1252,7 +1252,18 @@
                 <w:sz w:val="16"/>
                 <w:szCs w:val="16"/>
               </w:rPr>
-              <w:t>VALENTÍN MARTÍNEZ NADER</w:t>
+              <w:t xml:space="preserve">VALENTÍN </w:t>
+            </w:r>
+            <w:r>
+              <w:rPr>
+                <w:rFonts w:ascii="Arial" w:eastAsia="Arial" w:hAnsi="Arial" w:cs="Arial"/>
+                <w:b/>
+                <w:bCs/>
+                <w:color w:val="000000"/>
+                <w:sz w:val="16"/>
+                <w:szCs w:val="16"/>
+              </w:rPr>
+              <w:t>MARTÍNEZ NADER</w:t>
             </w:r>
           </w:p>
           <w:p>
@@ -1632,7 +1643,18 @@
                 <w:sz w:val="16"/>
                 <w:szCs w:val="16"/>
               </w:rPr>
-              <w:t>NOTA: Los elementos resaltados deberán ser requisitados de conformidad con las necesidades de la unidad requirente misma que deberá ser validada por la Dirección de Recursos Materiales</w:t>
+              <w:t xml:space="preserve">NOTA: Los elementos resaltados deberán ser requisitados de conformidad con las necesidades de la unidad requirente misma que deberá ser </w:t>
+            </w:r>
+            <w:r>
+              <w:rPr>
+                <w:rFonts w:ascii="Arial" w:eastAsia="Arial" w:hAnsi="Arial" w:cs="Arial"/>
+                <w:b/>
+                <w:bCs/>
+                <w:color w:val="000000"/>
+                <w:sz w:val="16"/>
+                <w:szCs w:val="16"/>
+              </w:rPr>
+              <w:t>validada por la Dirección de Recursos Materiales</w:t>
             </w:r>
           </w:p>
         </w:tc>
@@ -1663,7 +1685,7 @@
 </file>
 
 <file path=word/endnotes.xml><?xml version="1.0" encoding="utf-8"?>
-<w:endnotes xmlns:wpc="http://schemas.microsoft.com/office/word/2010/wordprocessingCanvas" xmlns:cx="http://schemas.microsoft.com/office/drawing/2014/chartex" xmlns:cx1="http://schemas.microsoft.com/office/drawing/2015/9/8/chartex" xmlns:cx2="http://schemas.microsoft.com/office/drawing/2015/10/21/chartex" xmlns:cx3="http://schemas.microsoft.com/office/drawing/2016/5/9/chartex" xmlns:cx4="http://schemas.microsoft.com/office/drawing/2016/5/10/chartex" xmlns:cx5="http://schemas.microsoft.com/office/drawing/2016/5/11/chartex" xmlns:cx6="http://schemas.microsoft.com/office/drawing/2016/5/12/chartex" xmlns:cx7="http://schemas.microsoft.com/office/drawing/2016/5/13/chartex" xmlns:cx8="http://schemas.microsoft.com/office/drawing/2016/5/14/chartex" xmlns:mc="http://schemas.openxmlformats.org/markup-compatibility/2006" xmlns:aink="http://schemas.microsoft.com/office/drawing/2016/ink" xmlns:am3d="http://schemas.microsoft.com/office/drawing/2017/model3d" xmlns:o="urn:schemas-microsoft-com:office:office" xmlns:oel="http://schemas.microsoft.com/office/2019/extlst" xmlns:r="http://schemas.openxmlformats.org/officeDocument/2006/relationships" xmlns:m="http://schemas.openxmlformats.org/officeDocument/2006/math" xmlns:v="urn:schemas-microsoft-com:vml" xmlns:wp14="http://schemas.microsoft.com/office/word/2010/wordprocessingDrawing" xmlns:wp="http://schemas.openxmlformats.org/drawingml/2006/wordprocessingDrawing" xmlns:w10="urn:schemas-microsoft-com:office:word" xmlns:w="http://schemas.openxmlformats.org/wordprocessingml/2006/main" xmlns:w14="http://schemas.microsoft.com/office/word/2010/wordml" xmlns:w15="http://schemas.microsoft.com/office/word/2012/wordml" xmlns:w16cex="http://schemas.microsoft.com/office/word/2018/wordml/cex" xmlns:w16cid="http://schemas.microsoft.com/office/word/2016/wordml/cid" xmlns:w16="http://schemas.microsoft.com/office/word/2018/wordml" xmlns:w16sdtdh="http://schemas.microsoft.com/office/word/2020/wordml/sdtdatahash" xmlns:w16se="http://schemas.microsoft.com/office/word/2015/wordml/symex" xmlns:wpg="http://schemas.microsoft.com/office/word/2010/wordprocessingGroup" xmlns:wpi="http://schemas.microsoft.com/office/word/2010/wordprocessingInk" xmlns:wne="http://schemas.microsoft.com/office/word/2006/wordml" xmlns:wps="http://schemas.microsoft.com/office/word/2010/wordprocessingShape" mc:Ignorable="w14 w15 w16se w16cid w16 w16cex w16sdtdh wp14">
+<w:endnotes xmlns:wpc="http://schemas.microsoft.com/office/word/2010/wordprocessingCanvas" xmlns:cx="http://schemas.microsoft.com/office/drawing/2014/chartex" xmlns:cx1="http://schemas.microsoft.com/office/drawing/2015/9/8/chartex" xmlns:cx2="http://schemas.microsoft.com/office/drawing/2015/10/21/chartex" xmlns:cx3="http://schemas.microsoft.com/office/drawing/2016/5/9/chartex" xmlns:cx4="http://schemas.microsoft.com/office/drawing/2016/5/10/chartex" xmlns:cx5="http://schemas.microsoft.com/office/drawing/2016/5/11/chartex" xmlns:cx6="http://schemas.microsoft.com/office/drawing/2016/5/12/chartex" xmlns:cx7="http://schemas.microsoft.com/office/drawing/2016/5/13/chartex" xmlns:cx8="http://schemas.microsoft.com/office/drawing/2016/5/14/chartex" xmlns:mc="http://schemas.openxmlformats.org/markup-compatibility/2006" xmlns:aink="http://schemas.microsoft.com/office/drawing/2016/ink" xmlns:am3d="http://schemas.microsoft.com/office/drawing/2017/model3d" xmlns:o="urn:schemas-microsoft-com:office:office" xmlns:r="http://schemas.openxmlformats.org/officeDocument/2006/relationships" xmlns:m="http://schemas.openxmlformats.org/officeDocument/2006/math" xmlns:v="urn:schemas-microsoft-com:vml" xmlns:wp14="http://schemas.microsoft.com/office/word/2010/wordprocessingDrawing" xmlns:wp="http://schemas.openxmlformats.org/drawingml/2006/wordprocessingDrawing" xmlns:w10="urn:schemas-microsoft-com:office:word" xmlns:w="http://schemas.openxmlformats.org/wordprocessingml/2006/main" xmlns:w14="http://schemas.microsoft.com/office/word/2010/wordml" xmlns:w15="http://schemas.microsoft.com/office/word/2012/wordml" xmlns:w16cex="http://schemas.microsoft.com/office/word/2018/wordml/cex" xmlns:w16cid="http://schemas.microsoft.com/office/word/2016/wordml/cid" xmlns:w16="http://schemas.microsoft.com/office/word/2018/wordml" xmlns:w16se="http://schemas.microsoft.com/office/word/2015/wordml/symex" xmlns:wpg="http://schemas.microsoft.com/office/word/2010/wordprocessingGroup" xmlns:wpi="http://schemas.microsoft.com/office/word/2010/wordprocessingInk" xmlns:wne="http://schemas.microsoft.com/office/word/2006/wordml" xmlns:wps="http://schemas.microsoft.com/office/word/2010/wordprocessingShape" mc:Ignorable="w14 w15 w16se w16cid w16 w16cex wp14">
   <w:endnote w:type="separator" w:id="-1">
     <w:p>
       <w:pPr>
@@ -1688,7 +1710,7 @@
 </file>
 
 <file path=word/footer1.xml><?xml version="1.0" encoding="utf-8"?>
-<w:ftr xmlns:wpc="http://schemas.microsoft.com/office/word/2010/wordprocessingCanvas" xmlns:cx="http://schemas.microsoft.com/office/drawing/2014/chartex" xmlns:cx1="http://schemas.microsoft.com/office/drawing/2015/9/8/chartex" xmlns:cx2="http://schemas.microsoft.com/office/drawing/2015/10/21/chartex" xmlns:cx3="http://schemas.microsoft.com/office/drawing/2016/5/9/chartex" xmlns:cx4="http://schemas.microsoft.com/office/drawing/2016/5/10/chartex" xmlns:cx5="http://schemas.microsoft.com/office/drawing/2016/5/11/chartex" xmlns:cx6="http://schemas.microsoft.com/office/drawing/2016/5/12/chartex" xmlns:cx7="http://schemas.microsoft.com/office/drawing/2016/5/13/chartex" xmlns:cx8="http://schemas.microsoft.com/office/drawing/2016/5/14/chartex" xmlns:mc="http://schemas.openxmlformats.org/markup-compatibility/2006" xmlns:aink="http://schemas.microsoft.com/office/drawing/2016/ink" xmlns:am3d="http://schemas.microsoft.com/office/drawing/2017/model3d" xmlns:o="urn:schemas-microsoft-com:office:office" xmlns:oel="http://schemas.microsoft.com/office/2019/extlst" xmlns:r="http://schemas.openxmlformats.org/officeDocument/2006/relationships" xmlns:m="http://schemas.openxmlformats.org/officeDocument/2006/math" xmlns:v="urn:schemas-microsoft-com:vml" xmlns:wp14="http://schemas.microsoft.com/office/word/2010/wordprocessingDrawing" xmlns:wp="http://schemas.openxmlformats.org/drawingml/2006/wordprocessingDrawing" xmlns:w10="urn:schemas-microsoft-com:office:word" xmlns:w="http://schemas.openxmlformats.org/wordprocessingml/2006/main" xmlns:w14="http://schemas.microsoft.com/office/word/2010/wordml" xmlns:w15="http://schemas.microsoft.com/office/word/2012/wordml" xmlns:w16cex="http://schemas.microsoft.com/office/word/2018/wordml/cex" xmlns:w16cid="http://schemas.microsoft.com/office/word/2016/wordml/cid" xmlns:w16="http://schemas.microsoft.com/office/word/2018/wordml" xmlns:w16sdtdh="http://schemas.microsoft.com/office/word/2020/wordml/sdtdatahash" xmlns:w16se="http://schemas.microsoft.com/office/word/2015/wordml/symex" xmlns:wpg="http://schemas.microsoft.com/office/word/2010/wordprocessingGroup" xmlns:wpi="http://schemas.microsoft.com/office/word/2010/wordprocessingInk" xmlns:wne="http://schemas.microsoft.com/office/word/2006/wordml" xmlns:wps="http://schemas.microsoft.com/office/word/2010/wordprocessingShape" mc:Ignorable="w14 w15 w16se w16cid w16 w16cex w16sdtdh wp14">
+<w:ftr xmlns:wpc="http://schemas.microsoft.com/office/word/2010/wordprocessingCanvas" xmlns:cx="http://schemas.microsoft.com/office/drawing/2014/chartex" xmlns:cx1="http://schemas.microsoft.com/office/drawing/2015/9/8/chartex" xmlns:cx2="http://schemas.microsoft.com/office/drawing/2015/10/21/chartex" xmlns:cx3="http://schemas.microsoft.com/office/drawing/2016/5/9/chartex" xmlns:cx4="http://schemas.microsoft.com/office/drawing/2016/5/10/chartex" xmlns:cx5="http://schemas.microsoft.com/office/drawing/2016/5/11/chartex" xmlns:cx6="http://schemas.microsoft.com/office/drawing/2016/5/12/chartex" xmlns:cx7="http://schemas.microsoft.com/office/drawing/2016/5/13/chartex" xmlns:cx8="http://schemas.microsoft.com/office/drawing/2016/5/14/chartex" xmlns:mc="http://schemas.openxmlformats.org/markup-compatibility/2006" xmlns:aink="http://schemas.microsoft.com/office/drawing/2016/ink" xmlns:am3d="http://schemas.microsoft.com/office/drawing/2017/model3d" xmlns:o="urn:schemas-microsoft-com:office:office" xmlns:r="http://schemas.openxmlformats.org/officeDocument/2006/relationships" xmlns:m="http://schemas.openxmlformats.org/officeDocument/2006/math" xmlns:v="urn:schemas-microsoft-com:vml" xmlns:wp14="http://schemas.microsoft.com/office/word/2010/wordprocessingDrawing" xmlns:wp="http://schemas.openxmlformats.org/drawingml/2006/wordprocessingDrawing" xmlns:w10="urn:schemas-microsoft-com:office:word" xmlns:w="http://schemas.openxmlformats.org/wordprocessingml/2006/main" xmlns:w14="http://schemas.microsoft.com/office/word/2010/wordml" xmlns:w15="http://schemas.microsoft.com/office/word/2012/wordml" xmlns:w16cex="http://schemas.microsoft.com/office/word/2018/wordml/cex" xmlns:w16cid="http://schemas.microsoft.com/office/word/2016/wordml/cid" xmlns:w16="http://schemas.microsoft.com/office/word/2018/wordml" xmlns:w16se="http://schemas.microsoft.com/office/word/2015/wordml/symex" xmlns:wpg="http://schemas.microsoft.com/office/word/2010/wordprocessingGroup" xmlns:wpi="http://schemas.microsoft.com/office/word/2010/wordprocessingInk" xmlns:wne="http://schemas.microsoft.com/office/word/2006/wordml" xmlns:wps="http://schemas.microsoft.com/office/word/2010/wordprocessingShape" mc:Ignorable="w14 w15 w16se w16cid w16 w16cex wp14">
   <w:p>
     <w:pPr>
       <w:pBdr>
@@ -1712,7 +1734,7 @@
 </file>
 
 <file path=word/footer2.xml><?xml version="1.0" encoding="utf-8"?>
-<w:ftr xmlns:wpc="http://schemas.microsoft.com/office/word/2010/wordprocessingCanvas" xmlns:cx="http://schemas.microsoft.com/office/drawing/2014/chartex" xmlns:cx1="http://schemas.microsoft.com/office/drawing/2015/9/8/chartex" xmlns:cx2="http://schemas.microsoft.com/office/drawing/2015/10/21/chartex" xmlns:cx3="http://schemas.microsoft.com/office/drawing/2016/5/9/chartex" xmlns:cx4="http://schemas.microsoft.com/office/drawing/2016/5/10/chartex" xmlns:cx5="http://schemas.microsoft.com/office/drawing/2016/5/11/chartex" xmlns:cx6="http://schemas.microsoft.com/office/drawing/2016/5/12/chartex" xmlns:cx7="http://schemas.microsoft.com/office/drawing/2016/5/13/chartex" xmlns:cx8="http://schemas.microsoft.com/office/drawing/2016/5/14/chartex" xmlns:mc="http://schemas.openxmlformats.org/markup-compatibility/2006" xmlns:aink="http://schemas.microsoft.com/office/drawing/2016/ink" xmlns:am3d="http://schemas.microsoft.com/office/drawing/2017/model3d" xmlns:o="urn:schemas-microsoft-com:office:office" xmlns:oel="http://schemas.microsoft.com/office/2019/extlst" xmlns:r="http://schemas.openxmlformats.org/officeDocument/2006/relationships" xmlns:m="http://schemas.openxmlformats.org/officeDocument/2006/math" xmlns:v="urn:schemas-microsoft-com:vml" xmlns:wp14="http://schemas.microsoft.com/office/word/2010/wordprocessingDrawing" xmlns:wp="http://schemas.openxmlformats.org/drawingml/2006/wordprocessingDrawing" xmlns:w10="urn:schemas-microsoft-com:office:word" xmlns:w="http://schemas.openxmlformats.org/wordprocessingml/2006/main" xmlns:w14="http://schemas.microsoft.com/office/word/2010/wordml" xmlns:w15="http://schemas.microsoft.com/office/word/2012/wordml" xmlns:w16cex="http://schemas.microsoft.com/office/word/2018/wordml/cex" xmlns:w16cid="http://schemas.microsoft.com/office/word/2016/wordml/cid" xmlns:w16="http://schemas.microsoft.com/office/word/2018/wordml" xmlns:w16sdtdh="http://schemas.microsoft.com/office/word/2020/wordml/sdtdatahash" xmlns:w16se="http://schemas.microsoft.com/office/word/2015/wordml/symex" xmlns:wpg="http://schemas.microsoft.com/office/word/2010/wordprocessingGroup" xmlns:wpi="http://schemas.microsoft.com/office/word/2010/wordprocessingInk" xmlns:wne="http://schemas.microsoft.com/office/word/2006/wordml" xmlns:wps="http://schemas.microsoft.com/office/word/2010/wordprocessingShape" mc:Ignorable="w14 w15 w16se w16cid w16 w16cex w16sdtdh wp14">
+<w:ftr xmlns:wpc="http://schemas.microsoft.com/office/word/2010/wordprocessingCanvas" xmlns:cx="http://schemas.microsoft.com/office/drawing/2014/chartex" xmlns:cx1="http://schemas.microsoft.com/office/drawing/2015/9/8/chartex" xmlns:cx2="http://schemas.microsoft.com/office/drawing/2015/10/21/chartex" xmlns:cx3="http://schemas.microsoft.com/office/drawing/2016/5/9/chartex" xmlns:cx4="http://schemas.microsoft.com/office/drawing/2016/5/10/chartex" xmlns:cx5="http://schemas.microsoft.com/office/drawing/2016/5/11/chartex" xmlns:cx6="http://schemas.microsoft.com/office/drawing/2016/5/12/chartex" xmlns:cx7="http://schemas.microsoft.com/office/drawing/2016/5/13/chartex" xmlns:cx8="http://schemas.microsoft.com/office/drawing/2016/5/14/chartex" xmlns:mc="http://schemas.openxmlformats.org/markup-compatibility/2006" xmlns:aink="http://schemas.microsoft.com/office/drawing/2016/ink" xmlns:am3d="http://schemas.microsoft.com/office/drawing/2017/model3d" xmlns:o="urn:schemas-microsoft-com:office:office" xmlns:r="http://schemas.openxmlformats.org/officeDocument/2006/relationships" xmlns:m="http://schemas.openxmlformats.org/officeDocument/2006/math" xmlns:v="urn:schemas-microsoft-com:vml" xmlns:wp14="http://schemas.microsoft.com/office/word/2010/wordprocessingDrawing" xmlns:wp="http://schemas.openxmlformats.org/drawingml/2006/wordprocessingDrawing" xmlns:w10="urn:schemas-microsoft-com:office:word" xmlns:w="http://schemas.openxmlformats.org/wordprocessingml/2006/main" xmlns:w14="http://schemas.microsoft.com/office/word/2010/wordml" xmlns:w15="http://schemas.microsoft.com/office/word/2012/wordml" xmlns:w16cex="http://schemas.microsoft.com/office/word/2018/wordml/cex" xmlns:w16cid="http://schemas.microsoft.com/office/word/2016/wordml/cid" xmlns:w16="http://schemas.microsoft.com/office/word/2018/wordml" xmlns:w16se="http://schemas.microsoft.com/office/word/2015/wordml/symex" xmlns:wpg="http://schemas.microsoft.com/office/word/2010/wordprocessingGroup" xmlns:wpi="http://schemas.microsoft.com/office/word/2010/wordprocessingInk" xmlns:wne="http://schemas.microsoft.com/office/word/2006/wordml" xmlns:wps="http://schemas.microsoft.com/office/word/2010/wordprocessingShape" mc:Ignorable="w14 w15 w16se w16cid w16 w16cex wp14">
   <w:p>
     <w:pPr>
       <w:tabs>
@@ -1849,7 +1871,7 @@
 </file>
 
 <file path=word/footer3.xml><?xml version="1.0" encoding="utf-8"?>
-<w:ftr xmlns:wpc="http://schemas.microsoft.com/office/word/2010/wordprocessingCanvas" xmlns:cx="http://schemas.microsoft.com/office/drawing/2014/chartex" xmlns:cx1="http://schemas.microsoft.com/office/drawing/2015/9/8/chartex" xmlns:cx2="http://schemas.microsoft.com/office/drawing/2015/10/21/chartex" xmlns:cx3="http://schemas.microsoft.com/office/drawing/2016/5/9/chartex" xmlns:cx4="http://schemas.microsoft.com/office/drawing/2016/5/10/chartex" xmlns:cx5="http://schemas.microsoft.com/office/drawing/2016/5/11/chartex" xmlns:cx6="http://schemas.microsoft.com/office/drawing/2016/5/12/chartex" xmlns:cx7="http://schemas.microsoft.com/office/drawing/2016/5/13/chartex" xmlns:cx8="http://schemas.microsoft.com/office/drawing/2016/5/14/chartex" xmlns:mc="http://schemas.openxmlformats.org/markup-compatibility/2006" xmlns:aink="http://schemas.microsoft.com/office/drawing/2016/ink" xmlns:am3d="http://schemas.microsoft.com/office/drawing/2017/model3d" xmlns:o="urn:schemas-microsoft-com:office:office" xmlns:oel="http://schemas.microsoft.com/office/2019/extlst" xmlns:r="http://schemas.openxmlformats.org/officeDocument/2006/relationships" xmlns:m="http://schemas.openxmlformats.org/officeDocument/2006/math" xmlns:v="urn:schemas-microsoft-com:vml" xmlns:wp14="http://schemas.microsoft.com/office/word/2010/wordprocessingDrawing" xmlns:wp="http://schemas.openxmlformats.org/drawingml/2006/wordprocessingDrawing" xmlns:w10="urn:schemas-microsoft-com:office:word" xmlns:w="http://schemas.openxmlformats.org/wordprocessingml/2006/main" xmlns:w14="http://schemas.microsoft.com/office/word/2010/wordml" xmlns:w15="http://schemas.microsoft.com/office/word/2012/wordml" xmlns:w16cex="http://schemas.microsoft.com/office/word/2018/wordml/cex" xmlns:w16cid="http://schemas.microsoft.com/office/word/2016/wordml/cid" xmlns:w16="http://schemas.microsoft.com/office/word/2018/wordml" xmlns:w16sdtdh="http://schemas.microsoft.com/office/word/2020/wordml/sdtdatahash" xmlns:w16se="http://schemas.microsoft.com/office/word/2015/wordml/symex" xmlns:wpg="http://schemas.microsoft.com/office/word/2010/wordprocessingGroup" xmlns:wpi="http://schemas.microsoft.com/office/word/2010/wordprocessingInk" xmlns:wne="http://schemas.microsoft.com/office/word/2006/wordml" xmlns:wps="http://schemas.microsoft.com/office/word/2010/wordprocessingShape" mc:Ignorable="w14 w15 w16se w16cid w16 w16cex w16sdtdh wp14">
+<w:ftr xmlns:wpc="http://schemas.microsoft.com/office/word/2010/wordprocessingCanvas" xmlns:cx="http://schemas.microsoft.com/office/drawing/2014/chartex" xmlns:cx1="http://schemas.microsoft.com/office/drawing/2015/9/8/chartex" xmlns:cx2="http://schemas.microsoft.com/office/drawing/2015/10/21/chartex" xmlns:cx3="http://schemas.microsoft.com/office/drawing/2016/5/9/chartex" xmlns:cx4="http://schemas.microsoft.com/office/drawing/2016/5/10/chartex" xmlns:cx5="http://schemas.microsoft.com/office/drawing/2016/5/11/chartex" xmlns:cx6="http://schemas.microsoft.com/office/drawing/2016/5/12/chartex" xmlns:cx7="http://schemas.microsoft.com/office/drawing/2016/5/13/chartex" xmlns:cx8="http://schemas.microsoft.com/office/drawing/2016/5/14/chartex" xmlns:mc="http://schemas.openxmlformats.org/markup-compatibility/2006" xmlns:aink="http://schemas.microsoft.com/office/drawing/2016/ink" xmlns:am3d="http://schemas.microsoft.com/office/drawing/2017/model3d" xmlns:o="urn:schemas-microsoft-com:office:office" xmlns:r="http://schemas.openxmlformats.org/officeDocument/2006/relationships" xmlns:m="http://schemas.openxmlformats.org/officeDocument/2006/math" xmlns:v="urn:schemas-microsoft-com:vml" xmlns:wp14="http://schemas.microsoft.com/office/word/2010/wordprocessingDrawing" xmlns:wp="http://schemas.openxmlformats.org/drawingml/2006/wordprocessingDrawing" xmlns:w10="urn:schemas-microsoft-com:office:word" xmlns:w="http://schemas.openxmlformats.org/wordprocessingml/2006/main" xmlns:w14="http://schemas.microsoft.com/office/word/2010/wordml" xmlns:w15="http://schemas.microsoft.com/office/word/2012/wordml" xmlns:w16cex="http://schemas.microsoft.com/office/word/2018/wordml/cex" xmlns:w16cid="http://schemas.microsoft.com/office/word/2016/wordml/cid" xmlns:w16="http://schemas.microsoft.com/office/word/2018/wordml" xmlns:w16se="http://schemas.microsoft.com/office/word/2015/wordml/symex" xmlns:wpg="http://schemas.microsoft.com/office/word/2010/wordprocessingGroup" xmlns:wpi="http://schemas.microsoft.com/office/word/2010/wordprocessingInk" xmlns:wne="http://schemas.microsoft.com/office/word/2006/wordml" xmlns:wps="http://schemas.microsoft.com/office/word/2010/wordprocessingShape" mc:Ignorable="w14 w15 w16se w16cid w16 w16cex wp14">
   <w:p>
     <w:pPr>
       <w:pBdr>
@@ -1873,7 +1895,7 @@
 </file>
 
 <file path=word/footnotes.xml><?xml version="1.0" encoding="utf-8"?>
-<w:footnotes xmlns:wpc="http://schemas.microsoft.com/office/word/2010/wordprocessingCanvas" xmlns:cx="http://schemas.microsoft.com/office/drawing/2014/chartex" xmlns:cx1="http://schemas.microsoft.com/office/drawing/2015/9/8/chartex" xmlns:cx2="http://schemas.microsoft.com/office/drawing/2015/10/21/chartex" xmlns:cx3="http://schemas.microsoft.com/office/drawing/2016/5/9/chartex" xmlns:cx4="http://schemas.microsoft.com/office/drawing/2016/5/10/chartex" xmlns:cx5="http://schemas.microsoft.com/office/drawing/2016/5/11/chartex" xmlns:cx6="http://schemas.microsoft.com/office/drawing/2016/5/12/chartex" xmlns:cx7="http://schemas.microsoft.com/office/drawing/2016/5/13/chartex" xmlns:cx8="http://schemas.microsoft.com/office/drawing/2016/5/14/chartex" xmlns:mc="http://schemas.openxmlformats.org/markup-compatibility/2006" xmlns:aink="http://schemas.microsoft.com/office/drawing/2016/ink" xmlns:am3d="http://schemas.microsoft.com/office/drawing/2017/model3d" xmlns:o="urn:schemas-microsoft-com:office:office" xmlns:oel="http://schemas.microsoft.com/office/2019/extlst" xmlns:r="http://schemas.openxmlformats.org/officeDocument/2006/relationships" xmlns:m="http://schemas.openxmlformats.org/officeDocument/2006/math" xmlns:v="urn:schemas-microsoft-com:vml" xmlns:wp14="http://schemas.microsoft.com/office/word/2010/wordprocessingDrawing" xmlns:wp="http://schemas.openxmlformats.org/drawingml/2006/wordprocessingDrawing" xmlns:w10="urn:schemas-microsoft-com:office:word" xmlns:w="http://schemas.openxmlformats.org/wordprocessingml/2006/main" xmlns:w14="http://schemas.microsoft.com/office/word/2010/wordml" xmlns:w15="http://schemas.microsoft.com/office/word/2012/wordml" xmlns:w16cex="http://schemas.microsoft.com/office/word/2018/wordml/cex" xmlns:w16cid="http://schemas.microsoft.com/office/word/2016/wordml/cid" xmlns:w16="http://schemas.microsoft.com/office/word/2018/wordml" xmlns:w16sdtdh="http://schemas.microsoft.com/office/word/2020/wordml/sdtdatahash" xmlns:w16se="http://schemas.microsoft.com/office/word/2015/wordml/symex" xmlns:wpg="http://schemas.microsoft.com/office/word/2010/wordprocessingGroup" xmlns:wpi="http://schemas.microsoft.com/office/word/2010/wordprocessingInk" xmlns:wne="http://schemas.microsoft.com/office/word/2006/wordml" xmlns:wps="http://schemas.microsoft.com/office/word/2010/wordprocessingShape" mc:Ignorable="w14 w15 w16se w16cid w16 w16cex w16sdtdh wp14">
+<w:footnotes xmlns:wpc="http://schemas.microsoft.com/office/word/2010/wordprocessingCanvas" xmlns:cx="http://schemas.microsoft.com/office/drawing/2014/chartex" xmlns:cx1="http://schemas.microsoft.com/office/drawing/2015/9/8/chartex" xmlns:cx2="http://schemas.microsoft.com/office/drawing/2015/10/21/chartex" xmlns:cx3="http://schemas.microsoft.com/office/drawing/2016/5/9/chartex" xmlns:cx4="http://schemas.microsoft.com/office/drawing/2016/5/10/chartex" xmlns:cx5="http://schemas.microsoft.com/office/drawing/2016/5/11/chartex" xmlns:cx6="http://schemas.microsoft.com/office/drawing/2016/5/12/chartex" xmlns:cx7="http://schemas.microsoft.com/office/drawing/2016/5/13/chartex" xmlns:cx8="http://schemas.microsoft.com/office/drawing/2016/5/14/chartex" xmlns:mc="http://schemas.openxmlformats.org/markup-compatibility/2006" xmlns:aink="http://schemas.microsoft.com/office/drawing/2016/ink" xmlns:am3d="http://schemas.microsoft.com/office/drawing/2017/model3d" xmlns:o="urn:schemas-microsoft-com:office:office" xmlns:r="http://schemas.openxmlformats.org/officeDocument/2006/relationships" xmlns:m="http://schemas.openxmlformats.org/officeDocument/2006/math" xmlns:v="urn:schemas-microsoft-com:vml" xmlns:wp14="http://schemas.microsoft.com/office/word/2010/wordprocessingDrawing" xmlns:wp="http://schemas.openxmlformats.org/drawingml/2006/wordprocessingDrawing" xmlns:w10="urn:schemas-microsoft-com:office:word" xmlns:w="http://schemas.openxmlformats.org/wordprocessingml/2006/main" xmlns:w14="http://schemas.microsoft.com/office/word/2010/wordml" xmlns:w15="http://schemas.microsoft.com/office/word/2012/wordml" xmlns:w16cex="http://schemas.microsoft.com/office/word/2018/wordml/cex" xmlns:w16cid="http://schemas.microsoft.com/office/word/2016/wordml/cid" xmlns:w16="http://schemas.microsoft.com/office/word/2018/wordml" xmlns:w16se="http://schemas.microsoft.com/office/word/2015/wordml/symex" xmlns:wpg="http://schemas.microsoft.com/office/word/2010/wordprocessingGroup" xmlns:wpi="http://schemas.microsoft.com/office/word/2010/wordprocessingInk" xmlns:wne="http://schemas.microsoft.com/office/word/2006/wordml" xmlns:wps="http://schemas.microsoft.com/office/word/2010/wordprocessingShape" mc:Ignorable="w14 w15 w16se w16cid w16 w16cex wp14">
   <w:footnote w:type="separator" w:id="-1">
     <w:p>
       <w:pPr>
@@ -1898,7 +1920,7 @@
 </file>
 
 <file path=word/header1.xml><?xml version="1.0" encoding="utf-8"?>
-<w:hdr xmlns:wpc="http://schemas.microsoft.com/office/word/2010/wordprocessingCanvas" xmlns:cx="http://schemas.microsoft.com/office/drawing/2014/chartex" xmlns:cx1="http://schemas.microsoft.com/office/drawing/2015/9/8/chartex" xmlns:cx2="http://schemas.microsoft.com/office/drawing/2015/10/21/chartex" xmlns:cx3="http://schemas.microsoft.com/office/drawing/2016/5/9/chartex" xmlns:cx4="http://schemas.microsoft.com/office/drawing/2016/5/10/chartex" xmlns:cx5="http://schemas.microsoft.com/office/drawing/2016/5/11/chartex" xmlns:cx6="http://schemas.microsoft.com/office/drawing/2016/5/12/chartex" xmlns:cx7="http://schemas.microsoft.com/office/drawing/2016/5/13/chartex" xmlns:cx8="http://schemas.microsoft.com/office/drawing/2016/5/14/chartex" xmlns:mc="http://schemas.openxmlformats.org/markup-compatibility/2006" xmlns:aink="http://schemas.microsoft.com/office/drawing/2016/ink" xmlns:am3d="http://schemas.microsoft.com/office/drawing/2017/model3d" xmlns:o="urn:schemas-microsoft-com:office:office" xmlns:oel="http://schemas.microsoft.com/office/2019/extlst" xmlns:r="http://schemas.openxmlformats.org/officeDocument/2006/relationships" xmlns:m="http://schemas.openxmlformats.org/officeDocument/2006/math" xmlns:v="urn:schemas-microsoft-com:vml" xmlns:wp14="http://schemas.microsoft.com/office/word/2010/wordprocessingDrawing" xmlns:wp="http://schemas.openxmlformats.org/drawingml/2006/wordprocessingDrawing" xmlns:w10="urn:schemas-microsoft-com:office:word" xmlns:w="http://schemas.openxmlformats.org/wordprocessingml/2006/main" xmlns:w14="http://schemas.microsoft.com/office/word/2010/wordml" xmlns:w15="http://schemas.microsoft.com/office/word/2012/wordml" xmlns:w16cex="http://schemas.microsoft.com/office/word/2018/wordml/cex" xmlns:w16cid="http://schemas.microsoft.com/office/word/2016/wordml/cid" xmlns:w16="http://schemas.microsoft.com/office/word/2018/wordml" xmlns:w16sdtdh="http://schemas.microsoft.com/office/word/2020/wordml/sdtdatahash" xmlns:w16se="http://schemas.microsoft.com/office/word/2015/wordml/symex" xmlns:wpg="http://schemas.microsoft.com/office/word/2010/wordprocessingGroup" xmlns:wpi="http://schemas.microsoft.com/office/word/2010/wordprocessingInk" xmlns:wne="http://schemas.microsoft.com/office/word/2006/wordml" xmlns:wps="http://schemas.microsoft.com/office/word/2010/wordprocessingShape" mc:Ignorable="w14 w15 w16se w16cid w16 w16cex w16sdtdh wp14">
+<w:hdr xmlns:wpc="http://schemas.microsoft.com/office/word/2010/wordprocessingCanvas" xmlns:cx="http://schemas.microsoft.com/office/drawing/2014/chartex" xmlns:cx1="http://schemas.microsoft.com/office/drawing/2015/9/8/chartex" xmlns:cx2="http://schemas.microsoft.com/office/drawing/2015/10/21/chartex" xmlns:cx3="http://schemas.microsoft.com/office/drawing/2016/5/9/chartex" xmlns:cx4="http://schemas.microsoft.com/office/drawing/2016/5/10/chartex" xmlns:cx5="http://schemas.microsoft.com/office/drawing/2016/5/11/chartex" xmlns:cx6="http://schemas.microsoft.com/office/drawing/2016/5/12/chartex" xmlns:cx7="http://schemas.microsoft.com/office/drawing/2016/5/13/chartex" xmlns:cx8="http://schemas.microsoft.com/office/drawing/2016/5/14/chartex" xmlns:mc="http://schemas.openxmlformats.org/markup-compatibility/2006" xmlns:aink="http://schemas.microsoft.com/office/drawing/2016/ink" xmlns:am3d="http://schemas.microsoft.com/office/drawing/2017/model3d" xmlns:o="urn:schemas-microsoft-com:office:office" xmlns:r="http://schemas.openxmlformats.org/officeDocument/2006/relationships" xmlns:m="http://schemas.openxmlformats.org/officeDocument/2006/math" xmlns:v="urn:schemas-microsoft-com:vml" xmlns:wp14="http://schemas.microsoft.com/office/word/2010/wordprocessingDrawing" xmlns:wp="http://schemas.openxmlformats.org/drawingml/2006/wordprocessingDrawing" xmlns:w10="urn:schemas-microsoft-com:office:word" xmlns:w="http://schemas.openxmlformats.org/wordprocessingml/2006/main" xmlns:w14="http://schemas.microsoft.com/office/word/2010/wordml" xmlns:w15="http://schemas.microsoft.com/office/word/2012/wordml" xmlns:w16cex="http://schemas.microsoft.com/office/word/2018/wordml/cex" xmlns:w16cid="http://schemas.microsoft.com/office/word/2016/wordml/cid" xmlns:w16="http://schemas.microsoft.com/office/word/2018/wordml" xmlns:w16se="http://schemas.microsoft.com/office/word/2015/wordml/symex" xmlns:wpg="http://schemas.microsoft.com/office/word/2010/wordprocessingGroup" xmlns:wpi="http://schemas.microsoft.com/office/word/2010/wordprocessingInk" xmlns:wne="http://schemas.microsoft.com/office/word/2006/wordml" xmlns:wps="http://schemas.microsoft.com/office/word/2010/wordprocessingShape" mc:Ignorable="w14 w15 w16se w16cid w16 w16cex wp14">
   <w:p>
     <w:pPr>
       <w:pBdr>
@@ -1922,7 +1944,7 @@
 </file>
 
 <file path=word/header2.xml><?xml version="1.0" encoding="utf-8"?>
-<w:hdr xmlns:wpc="http://schemas.microsoft.com/office/word/2010/wordprocessingCanvas" xmlns:cx="http://schemas.microsoft.com/office/drawing/2014/chartex" xmlns:cx1="http://schemas.microsoft.com/office/drawing/2015/9/8/chartex" xmlns:cx2="http://schemas.microsoft.com/office/drawing/2015/10/21/chartex" xmlns:cx3="http://schemas.microsoft.com/office/drawing/2016/5/9/chartex" xmlns:cx4="http://schemas.microsoft.com/office/drawing/2016/5/10/chartex" xmlns:cx5="http://schemas.microsoft.com/office/drawing/2016/5/11/chartex" xmlns:cx6="http://schemas.microsoft.com/office/drawing/2016/5/12/chartex" xmlns:cx7="http://schemas.microsoft.com/office/drawing/2016/5/13/chartex" xmlns:cx8="http://schemas.microsoft.com/office/drawing/2016/5/14/chartex" xmlns:mc="http://schemas.openxmlformats.org/markup-compatibility/2006" xmlns:aink="http://schemas.microsoft.com/office/drawing/2016/ink" xmlns:am3d="http://schemas.microsoft.com/office/drawing/2017/model3d" xmlns:o="urn:schemas-microsoft-com:office:office" xmlns:oel="http://schemas.microsoft.com/office/2019/extlst" xmlns:r="http://schemas.openxmlformats.org/officeDocument/2006/relationships" xmlns:m="http://schemas.openxmlformats.org/officeDocument/2006/math" xmlns:v="urn:schemas-microsoft-com:vml" xmlns:wp14="http://schemas.microsoft.com/office/word/2010/wordprocessingDrawing" xmlns:wp="http://schemas.openxmlformats.org/drawingml/2006/wordprocessingDrawing" xmlns:w10="urn:schemas-microsoft-com:office:word" xmlns:w="http://schemas.openxmlformats.org/wordprocessingml/2006/main" xmlns:w14="http://schemas.microsoft.com/office/word/2010/wordml" xmlns:w15="http://schemas.microsoft.com/office/word/2012/wordml" xmlns:w16cex="http://schemas.microsoft.com/office/word/2018/wordml/cex" xmlns:w16cid="http://schemas.microsoft.com/office/word/2016/wordml/cid" xmlns:w16="http://schemas.microsoft.com/office/word/2018/wordml" xmlns:w16sdtdh="http://schemas.microsoft.com/office/word/2020/wordml/sdtdatahash" xmlns:w16se="http://schemas.microsoft.com/office/word/2015/wordml/symex" xmlns:wpg="http://schemas.microsoft.com/office/word/2010/wordprocessingGroup" xmlns:wpi="http://schemas.microsoft.com/office/word/2010/wordprocessingInk" xmlns:wne="http://schemas.microsoft.com/office/word/2006/wordml" xmlns:wps="http://schemas.microsoft.com/office/word/2010/wordprocessingShape" mc:Ignorable="w14 w15 w16se w16cid w16 w16cex w16sdtdh wp14">
+<w:hdr xmlns:wpc="http://schemas.microsoft.com/office/word/2010/wordprocessingCanvas" xmlns:cx="http://schemas.microsoft.com/office/drawing/2014/chartex" xmlns:cx1="http://schemas.microsoft.com/office/drawing/2015/9/8/chartex" xmlns:cx2="http://schemas.microsoft.com/office/drawing/2015/10/21/chartex" xmlns:cx3="http://schemas.microsoft.com/office/drawing/2016/5/9/chartex" xmlns:cx4="http://schemas.microsoft.com/office/drawing/2016/5/10/chartex" xmlns:cx5="http://schemas.microsoft.com/office/drawing/2016/5/11/chartex" xmlns:cx6="http://schemas.microsoft.com/office/drawing/2016/5/12/chartex" xmlns:cx7="http://schemas.microsoft.com/office/drawing/2016/5/13/chartex" xmlns:cx8="http://schemas.microsoft.com/office/drawing/2016/5/14/chartex" xmlns:mc="http://schemas.openxmlformats.org/markup-compatibility/2006" xmlns:aink="http://schemas.microsoft.com/office/drawing/2016/ink" xmlns:am3d="http://schemas.microsoft.com/office/drawing/2017/model3d" xmlns:o="urn:schemas-microsoft-com:office:office" xmlns:r="http://schemas.openxmlformats.org/officeDocument/2006/relationships" xmlns:m="http://schemas.openxmlformats.org/officeDocument/2006/math" xmlns:v="urn:schemas-microsoft-com:vml" xmlns:wp14="http://schemas.microsoft.com/office/word/2010/wordprocessingDrawing" xmlns:wp="http://schemas.openxmlformats.org/drawingml/2006/wordprocessingDrawing" xmlns:w10="urn:schemas-microsoft-com:office:word" xmlns:w="http://schemas.openxmlformats.org/wordprocessingml/2006/main" xmlns:w14="http://schemas.microsoft.com/office/word/2010/wordml" xmlns:w15="http://schemas.microsoft.com/office/word/2012/wordml" xmlns:w16cex="http://schemas.microsoft.com/office/word/2018/wordml/cex" xmlns:w16cid="http://schemas.microsoft.com/office/word/2016/wordml/cid" xmlns:w16="http://schemas.microsoft.com/office/word/2018/wordml" xmlns:w16se="http://schemas.microsoft.com/office/word/2015/wordml/symex" xmlns:wpg="http://schemas.microsoft.com/office/word/2010/wordprocessingGroup" xmlns:wpi="http://schemas.microsoft.com/office/word/2010/wordprocessingInk" xmlns:wne="http://schemas.microsoft.com/office/word/2006/wordml" xmlns:wps="http://schemas.microsoft.com/office/word/2010/wordprocessingShape" mc:Ignorable="w14 w15 w16se w16cid w16 w16cex wp14">
   <w:p>
     <w:pPr>
       <w:pBdr>
@@ -2056,7 +2078,7 @@
             </wp:anchor>
           </w:drawing>
         </mc:Choice>
-        <mc:Fallback xmlns:cr="http://schemas.microsoft.com/office/comments/2020/reactions" xmlns="http://schemas.microsoft.com/office/tasks/2019/documenttasks" xmlns:dgm="http://schemas.openxmlformats.org/drawingml/2006/diagram" xmlns:lc="http://schemas.openxmlformats.org/drawingml/2006/lockedCanvas" xmlns:c="http://schemas.openxmlformats.org/drawingml/2006/chart" xmlns:pic="http://schemas.openxmlformats.org/drawingml/2006/picture" xmlns:a="http://schemas.openxmlformats.org/drawingml/2006/main" xmlns:sl="http://schemas.openxmlformats.org/schemaLibrary/2006/main">
+        <mc:Fallback xmlns:sl="http://schemas.openxmlformats.org/schemaLibrary/2006/main" xmlns:a="http://schemas.openxmlformats.org/drawingml/2006/main" xmlns:pic="http://schemas.openxmlformats.org/drawingml/2006/picture" xmlns:c="http://schemas.openxmlformats.org/drawingml/2006/chart" xmlns:lc="http://schemas.openxmlformats.org/drawingml/2006/lockedCanvas" xmlns:dgm="http://schemas.openxmlformats.org/drawingml/2006/diagram" xmlns="http://schemas.microsoft.com/office/tasks/2019/documenttasks" xmlns:cr="http://schemas.microsoft.com/office/comments/2020/reactions" xmlns:w16sdtdh="http://schemas.microsoft.com/office/word/2020/wordml/sdtdatahash" xmlns:oel="http://schemas.microsoft.com/office/2019/extlst">
           <w:drawing>
             <wp:anchor allowOverlap="1" behindDoc="0" distB="0" distT="0" distL="114300" distR="114300" hidden="0" layoutInCell="1" locked="0" relativeHeight="0" simplePos="0">
               <wp:simplePos x="0" y="0"/>
@@ -2192,7 +2214,7 @@
 </file>
 
 <file path=word/header3.xml><?xml version="1.0" encoding="utf-8"?>
-<w:hdr xmlns:wpc="http://schemas.microsoft.com/office/word/2010/wordprocessingCanvas" xmlns:cx="http://schemas.microsoft.com/office/drawing/2014/chartex" xmlns:cx1="http://schemas.microsoft.com/office/drawing/2015/9/8/chartex" xmlns:cx2="http://schemas.microsoft.com/office/drawing/2015/10/21/chartex" xmlns:cx3="http://schemas.microsoft.com/office/drawing/2016/5/9/chartex" xmlns:cx4="http://schemas.microsoft.com/office/drawing/2016/5/10/chartex" xmlns:cx5="http://schemas.microsoft.com/office/drawing/2016/5/11/chartex" xmlns:cx6="http://schemas.microsoft.com/office/drawing/2016/5/12/chartex" xmlns:cx7="http://schemas.microsoft.com/office/drawing/2016/5/13/chartex" xmlns:cx8="http://schemas.microsoft.com/office/drawing/2016/5/14/chartex" xmlns:mc="http://schemas.openxmlformats.org/markup-compatibility/2006" xmlns:aink="http://schemas.microsoft.com/office/drawing/2016/ink" xmlns:am3d="http://schemas.microsoft.com/office/drawing/2017/model3d" xmlns:o="urn:schemas-microsoft-com:office:office" xmlns:oel="http://schemas.microsoft.com/office/2019/extlst" xmlns:r="http://schemas.openxmlformats.org/officeDocument/2006/relationships" xmlns:m="http://schemas.openxmlformats.org/officeDocument/2006/math" xmlns:v="urn:schemas-microsoft-com:vml" xmlns:wp14="http://schemas.microsoft.com/office/word/2010/wordprocessingDrawing" xmlns:wp="http://schemas.openxmlformats.org/drawingml/2006/wordprocessingDrawing" xmlns:w10="urn:schemas-microsoft-com:office:word" xmlns:w="http://schemas.openxmlformats.org/wordprocessingml/2006/main" xmlns:w14="http://schemas.microsoft.com/office/word/2010/wordml" xmlns:w15="http://schemas.microsoft.com/office/word/2012/wordml" xmlns:w16cex="http://schemas.microsoft.com/office/word/2018/wordml/cex" xmlns:w16cid="http://schemas.microsoft.com/office/word/2016/wordml/cid" xmlns:w16="http://schemas.microsoft.com/office/word/2018/wordml" xmlns:w16sdtdh="http://schemas.microsoft.com/office/word/2020/wordml/sdtdatahash" xmlns:w16se="http://schemas.microsoft.com/office/word/2015/wordml/symex" xmlns:wpg="http://schemas.microsoft.com/office/word/2010/wordprocessingGroup" xmlns:wpi="http://schemas.microsoft.com/office/word/2010/wordprocessingInk" xmlns:wne="http://schemas.microsoft.com/office/word/2006/wordml" xmlns:wps="http://schemas.microsoft.com/office/word/2010/wordprocessingShape" mc:Ignorable="w14 w15 w16se w16cid w16 w16cex w16sdtdh wp14">
+<w:hdr xmlns:wpc="http://schemas.microsoft.com/office/word/2010/wordprocessingCanvas" xmlns:cx="http://schemas.microsoft.com/office/drawing/2014/chartex" xmlns:cx1="http://schemas.microsoft.com/office/drawing/2015/9/8/chartex" xmlns:cx2="http://schemas.microsoft.com/office/drawing/2015/10/21/chartex" xmlns:cx3="http://schemas.microsoft.com/office/drawing/2016/5/9/chartex" xmlns:cx4="http://schemas.microsoft.com/office/drawing/2016/5/10/chartex" xmlns:cx5="http://schemas.microsoft.com/office/drawing/2016/5/11/chartex" xmlns:cx6="http://schemas.microsoft.com/office/drawing/2016/5/12/chartex" xmlns:cx7="http://schemas.microsoft.com/office/drawing/2016/5/13/chartex" xmlns:cx8="http://schemas.microsoft.com/office/drawing/2016/5/14/chartex" xmlns:mc="http://schemas.openxmlformats.org/markup-compatibility/2006" xmlns:aink="http://schemas.microsoft.com/office/drawing/2016/ink" xmlns:am3d="http://schemas.microsoft.com/office/drawing/2017/model3d" xmlns:o="urn:schemas-microsoft-com:office:office" xmlns:r="http://schemas.openxmlformats.org/officeDocument/2006/relationships" xmlns:m="http://schemas.openxmlformats.org/officeDocument/2006/math" xmlns:v="urn:schemas-microsoft-com:vml" xmlns:wp14="http://schemas.microsoft.com/office/word/2010/wordprocessingDrawing" xmlns:wp="http://schemas.openxmlformats.org/drawingml/2006/wordprocessingDrawing" xmlns:w10="urn:schemas-microsoft-com:office:word" xmlns:w="http://schemas.openxmlformats.org/wordprocessingml/2006/main" xmlns:w14="http://schemas.microsoft.com/office/word/2010/wordml" xmlns:w15="http://schemas.microsoft.com/office/word/2012/wordml" xmlns:w16cex="http://schemas.microsoft.com/office/word/2018/wordml/cex" xmlns:w16cid="http://schemas.microsoft.com/office/word/2016/wordml/cid" xmlns:w16="http://schemas.microsoft.com/office/word/2018/wordml" xmlns:w16se="http://schemas.microsoft.com/office/word/2015/wordml/symex" xmlns:wpg="http://schemas.microsoft.com/office/word/2010/wordprocessingGroup" xmlns:wpi="http://schemas.microsoft.com/office/word/2010/wordprocessingInk" xmlns:wne="http://schemas.microsoft.com/office/word/2006/wordml" xmlns:wps="http://schemas.microsoft.com/office/word/2010/wordprocessingShape" mc:Ignorable="w14 w15 w16se w16cid w16 w16cex wp14">
   <w:p>
     <w:pPr>
       <w:pBdr>
@@ -2216,7 +2238,7 @@
 </file>
 
 <file path=word/styles.xml><?xml version="1.0" encoding="utf-8"?>
-<w:styles xmlns:mc="http://schemas.openxmlformats.org/markup-compatibility/2006" xmlns:r="http://schemas.openxmlformats.org/officeDocument/2006/relationships" xmlns:w="http://schemas.openxmlformats.org/wordprocessingml/2006/main" xmlns:w14="http://schemas.microsoft.com/office/word/2010/wordml" xmlns:w15="http://schemas.microsoft.com/office/word/2012/wordml" xmlns:w16cex="http://schemas.microsoft.com/office/word/2018/wordml/cex" xmlns:w16cid="http://schemas.microsoft.com/office/word/2016/wordml/cid" xmlns:w16="http://schemas.microsoft.com/office/word/2018/wordml" xmlns:w16sdtdh="http://schemas.microsoft.com/office/word/2020/wordml/sdtdatahash" xmlns:w16se="http://schemas.microsoft.com/office/word/2015/wordml/symex" mc:Ignorable="w14 w15 w16se w16cid w16 w16cex w16sdtdh">
+<w:styles xmlns:mc="http://schemas.openxmlformats.org/markup-compatibility/2006" xmlns:r="http://schemas.openxmlformats.org/officeDocument/2006/relationships" xmlns:w="http://schemas.openxmlformats.org/wordprocessingml/2006/main" xmlns:w14="http://schemas.microsoft.com/office/word/2010/wordml" xmlns:w15="http://schemas.microsoft.com/office/word/2012/wordml" xmlns:w16cex="http://schemas.microsoft.com/office/word/2018/wordml/cex" xmlns:w16cid="http://schemas.microsoft.com/office/word/2016/wordml/cid" xmlns:w16="http://schemas.microsoft.com/office/word/2018/wordml" xmlns:w16se="http://schemas.microsoft.com/office/word/2015/wordml/symex" mc:Ignorable="w14 w15 w16se w16cid w16 w16cex">
   <w:docDefaults>
     <w:rPrDefault>
       <w:rPr>
